--- a/包裹相位生成/说明.docx
+++ b/包裹相位生成/说明.docx
@@ -1645,6 +1645,7 @@
         </w:rPr>
         <w:t>：</w:t>
       </w:r>
+      <w:bookmarkStart w:id="0" w:name="_GoBack"/>
       <w:r>
         <w:drawing>
           <wp:inline distT="0" distB="0" distL="114300" distR="114300">
@@ -1688,6 +1689,7 @@
           </wp:inline>
         </w:drawing>
       </w:r>
+      <w:bookmarkEnd w:id="0"/>
       <w:r>
         <w:drawing>
           <wp:inline distT="0" distB="0" distL="114300" distR="114300">
@@ -3736,8 +3738,6 @@
           </wp:inline>
         </w:drawing>
       </w:r>
-      <w:bookmarkStart w:id="0" w:name="_GoBack"/>
-      <w:bookmarkEnd w:id="0"/>
     </w:p>
     <w:p>
       <w:pPr>

--- a/包裹相位生成/说明.docx
+++ b/包裹相位生成/说明.docx
@@ -1645,7 +1645,6 @@
         </w:rPr>
         <w:t>：</w:t>
       </w:r>
-      <w:bookmarkStart w:id="0" w:name="_GoBack"/>
       <w:r>
         <w:drawing>
           <wp:inline distT="0" distB="0" distL="114300" distR="114300">
@@ -1689,7 +1688,6 @@
           </wp:inline>
         </w:drawing>
       </w:r>
-      <w:bookmarkEnd w:id="0"/>
       <w:r>
         <w:drawing>
           <wp:inline distT="0" distB="0" distL="114300" distR="114300">
@@ -3804,7 +3802,1353 @@
           <w:szCs w:val="28"/>
           <w:lang w:val="en-US" w:eastAsia="zh-CN"/>
         </w:rPr>
-        <w:t>2.改变参考光斜率（采样频率不足方面）/插值法</w:t>
+        <w:t>2.插值法</w:t>
+      </w:r>
+    </w:p>
+    <w:p>
+      <w:pPr>
+        <w:spacing w:beforeLines="0" w:afterLines="0"/>
+        <w:jc w:val="left"/>
+        <w:rPr>
+          <w:rFonts w:hint="default"/>
+          <w:sz w:val="24"/>
+          <w:szCs w:val="24"/>
+        </w:rPr>
+      </w:pPr>
+      <w:r>
+        <w:rPr>
+          <w:rFonts w:hint="eastAsia" w:ascii="Courier New" w:hAnsi="Courier New"/>
+          <w:color w:val="228B22"/>
+          <w:sz w:val="26"/>
+          <w:szCs w:val="24"/>
+        </w:rPr>
+        <w:t>%% =============================</w:t>
+      </w:r>
+    </w:p>
+    <w:p>
+      <w:pPr>
+        <w:spacing w:beforeLines="0" w:afterLines="0"/>
+        <w:jc w:val="left"/>
+        <w:rPr>
+          <w:rFonts w:hint="default"/>
+          <w:sz w:val="24"/>
+          <w:szCs w:val="24"/>
+        </w:rPr>
+      </w:pPr>
+      <w:r>
+        <w:rPr>
+          <w:rFonts w:hint="eastAsia" w:ascii="Courier New" w:hAnsi="Courier New"/>
+          <w:color w:val="228B22"/>
+          <w:sz w:val="26"/>
+          <w:szCs w:val="24"/>
+        </w:rPr>
+        <w:t>% 9. 两区域分区滤波（基于相位值）</w:t>
+      </w:r>
+    </w:p>
+    <w:p>
+      <w:pPr>
+        <w:spacing w:beforeLines="0" w:afterLines="0"/>
+        <w:jc w:val="left"/>
+        <w:rPr>
+          <w:rFonts w:hint="default"/>
+          <w:sz w:val="24"/>
+          <w:szCs w:val="24"/>
+        </w:rPr>
+      </w:pPr>
+      <w:r>
+        <w:rPr>
+          <w:rFonts w:hint="eastAsia" w:ascii="Courier New" w:hAnsi="Courier New"/>
+          <w:color w:val="228B22"/>
+          <w:sz w:val="26"/>
+          <w:szCs w:val="24"/>
+        </w:rPr>
+        <w:t>% =============================</w:t>
+      </w:r>
+    </w:p>
+    <w:p>
+      <w:pPr>
+        <w:spacing w:beforeLines="0" w:afterLines="0"/>
+        <w:jc w:val="left"/>
+        <w:rPr>
+          <w:rFonts w:hint="default"/>
+          <w:sz w:val="24"/>
+          <w:szCs w:val="24"/>
+        </w:rPr>
+      </w:pPr>
+      <w:r>
+        <w:rPr>
+          <w:rFonts w:hint="eastAsia" w:ascii="Courier New" w:hAnsi="Courier New"/>
+          <w:color w:val="000000"/>
+          <w:sz w:val="26"/>
+          <w:szCs w:val="24"/>
+        </w:rPr>
+        <w:t xml:space="preserve">phi_filt = phi_unwrap;   </w:t>
+      </w:r>
+      <w:r>
+        <w:rPr>
+          <w:rFonts w:hint="eastAsia" w:ascii="Courier New" w:hAnsi="Courier New"/>
+          <w:color w:val="228B22"/>
+          <w:sz w:val="26"/>
+          <w:szCs w:val="24"/>
+        </w:rPr>
+        <w:t>% 初始化</w:t>
+      </w:r>
+    </w:p>
+    <w:p>
+      <w:pPr>
+        <w:spacing w:beforeLines="0" w:afterLines="0"/>
+        <w:jc w:val="left"/>
+        <w:rPr>
+          <w:rFonts w:hint="default"/>
+          <w:sz w:val="24"/>
+          <w:szCs w:val="24"/>
+        </w:rPr>
+      </w:pPr>
+      <w:r>
+        <w:rPr>
+          <w:rFonts w:hint="eastAsia" w:ascii="Courier New" w:hAnsi="Courier New"/>
+          <w:color w:val="228B22"/>
+          <w:sz w:val="26"/>
+          <w:szCs w:val="24"/>
+        </w:rPr>
+        <w:t xml:space="preserve"> </w:t>
+      </w:r>
+    </w:p>
+    <w:p>
+      <w:pPr>
+        <w:spacing w:beforeLines="0" w:afterLines="0"/>
+        <w:jc w:val="left"/>
+        <w:rPr>
+          <w:rFonts w:hint="default"/>
+          <w:sz w:val="24"/>
+          <w:szCs w:val="24"/>
+        </w:rPr>
+      </w:pPr>
+      <w:r>
+        <w:rPr>
+          <w:rFonts w:hint="eastAsia" w:ascii="Courier New" w:hAnsi="Courier New"/>
+          <w:color w:val="228B22"/>
+          <w:sz w:val="26"/>
+          <w:szCs w:val="24"/>
+        </w:rPr>
+        <w:t>% -------- 手动阈值 --------</w:t>
+      </w:r>
+    </w:p>
+    <w:p>
+      <w:pPr>
+        <w:spacing w:beforeLines="0" w:afterLines="0"/>
+        <w:jc w:val="left"/>
+        <w:rPr>
+          <w:rFonts w:hint="default"/>
+          <w:sz w:val="24"/>
+          <w:szCs w:val="24"/>
+        </w:rPr>
+      </w:pPr>
+      <w:r>
+        <w:rPr>
+          <w:rFonts w:hint="eastAsia" w:ascii="Courier New" w:hAnsi="Courier New"/>
+          <w:color w:val="000000"/>
+          <w:sz w:val="26"/>
+          <w:szCs w:val="24"/>
+        </w:rPr>
+        <w:t xml:space="preserve">T = 0.2*pi;   </w:t>
+      </w:r>
+      <w:r>
+        <w:rPr>
+          <w:rFonts w:hint="eastAsia" w:ascii="Courier New" w:hAnsi="Courier New"/>
+          <w:color w:val="228B22"/>
+          <w:sz w:val="26"/>
+          <w:szCs w:val="24"/>
+        </w:rPr>
+        <w:t>% 阈值，phi &lt;= T 为平缓区，phi &gt; T 为边缘区</w:t>
+      </w:r>
+    </w:p>
+    <w:p>
+      <w:pPr>
+        <w:spacing w:beforeLines="0" w:afterLines="0"/>
+        <w:jc w:val="left"/>
+        <w:rPr>
+          <w:rFonts w:hint="default"/>
+          <w:sz w:val="24"/>
+          <w:szCs w:val="24"/>
+        </w:rPr>
+      </w:pPr>
+      <w:r>
+        <w:rPr>
+          <w:rFonts w:hint="eastAsia" w:ascii="Courier New" w:hAnsi="Courier New"/>
+          <w:color w:val="228B22"/>
+          <w:sz w:val="26"/>
+          <w:szCs w:val="24"/>
+        </w:rPr>
+        <w:t xml:space="preserve"> </w:t>
+      </w:r>
+    </w:p>
+    <w:p>
+      <w:pPr>
+        <w:spacing w:beforeLines="0" w:afterLines="0"/>
+        <w:jc w:val="left"/>
+        <w:rPr>
+          <w:rFonts w:hint="default"/>
+          <w:sz w:val="24"/>
+          <w:szCs w:val="24"/>
+        </w:rPr>
+      </w:pPr>
+      <w:r>
+        <w:rPr>
+          <w:rFonts w:hint="eastAsia" w:ascii="Courier New" w:hAnsi="Courier New"/>
+          <w:color w:val="228B22"/>
+          <w:sz w:val="26"/>
+          <w:szCs w:val="24"/>
+        </w:rPr>
+        <w:t>% -------- 区域掩膜 --------</w:t>
+      </w:r>
+    </w:p>
+    <w:p>
+      <w:pPr>
+        <w:spacing w:beforeLines="0" w:afterLines="0"/>
+        <w:jc w:val="left"/>
+        <w:rPr>
+          <w:rFonts w:hint="default"/>
+          <w:sz w:val="24"/>
+          <w:szCs w:val="24"/>
+        </w:rPr>
+      </w:pPr>
+      <w:r>
+        <w:rPr>
+          <w:rFonts w:hint="eastAsia" w:ascii="Courier New" w:hAnsi="Courier New"/>
+          <w:color w:val="000000"/>
+          <w:sz w:val="26"/>
+          <w:szCs w:val="24"/>
+        </w:rPr>
+        <w:t xml:space="preserve">mask_smooth = phi_unwrap &lt;= T;   </w:t>
+      </w:r>
+      <w:r>
+        <w:rPr>
+          <w:rFonts w:hint="eastAsia" w:ascii="Courier New" w:hAnsi="Courier New"/>
+          <w:color w:val="228B22"/>
+          <w:sz w:val="26"/>
+          <w:szCs w:val="24"/>
+        </w:rPr>
+        <w:t>% 平缓区</w:t>
+      </w:r>
+    </w:p>
+    <w:p>
+      <w:pPr>
+        <w:spacing w:beforeLines="0" w:afterLines="0"/>
+        <w:jc w:val="left"/>
+        <w:rPr>
+          <w:rFonts w:hint="default"/>
+          <w:sz w:val="24"/>
+          <w:szCs w:val="24"/>
+        </w:rPr>
+      </w:pPr>
+      <w:r>
+        <w:rPr>
+          <w:rFonts w:hint="eastAsia" w:ascii="Courier New" w:hAnsi="Courier New"/>
+          <w:color w:val="000000"/>
+          <w:sz w:val="26"/>
+          <w:szCs w:val="24"/>
+        </w:rPr>
+        <w:t xml:space="preserve">mask_edge   = phi_unwrap &gt; T;    </w:t>
+      </w:r>
+      <w:r>
+        <w:rPr>
+          <w:rFonts w:hint="eastAsia" w:ascii="Courier New" w:hAnsi="Courier New"/>
+          <w:color w:val="228B22"/>
+          <w:sz w:val="26"/>
+          <w:szCs w:val="24"/>
+        </w:rPr>
+        <w:t>% 边缘区</w:t>
+      </w:r>
+    </w:p>
+    <w:p>
+      <w:pPr>
+        <w:spacing w:beforeLines="0" w:afterLines="0"/>
+        <w:jc w:val="left"/>
+        <w:rPr>
+          <w:rFonts w:hint="default"/>
+          <w:sz w:val="24"/>
+          <w:szCs w:val="24"/>
+        </w:rPr>
+      </w:pPr>
+      <w:r>
+        <w:rPr>
+          <w:rFonts w:hint="eastAsia" w:ascii="Courier New" w:hAnsi="Courier New"/>
+          <w:color w:val="228B22"/>
+          <w:sz w:val="26"/>
+          <w:szCs w:val="24"/>
+        </w:rPr>
+        <w:t xml:space="preserve"> </w:t>
+      </w:r>
+    </w:p>
+    <w:p>
+      <w:pPr>
+        <w:spacing w:beforeLines="0" w:afterLines="0"/>
+        <w:jc w:val="left"/>
+        <w:rPr>
+          <w:rFonts w:hint="default"/>
+          <w:sz w:val="24"/>
+          <w:szCs w:val="24"/>
+        </w:rPr>
+      </w:pPr>
+      <w:r>
+        <w:rPr>
+          <w:rFonts w:hint="eastAsia" w:ascii="Courier New" w:hAnsi="Courier New"/>
+          <w:color w:val="228B22"/>
+          <w:sz w:val="26"/>
+          <w:szCs w:val="24"/>
+        </w:rPr>
+        <w:t xml:space="preserve"> </w:t>
+      </w:r>
+    </w:p>
+    <w:p>
+      <w:pPr>
+        <w:spacing w:beforeLines="0" w:afterLines="0"/>
+        <w:jc w:val="left"/>
+        <w:rPr>
+          <w:rFonts w:hint="default"/>
+          <w:sz w:val="24"/>
+          <w:szCs w:val="24"/>
+        </w:rPr>
+      </w:pPr>
+      <w:r>
+        <w:rPr>
+          <w:rFonts w:hint="eastAsia" w:ascii="Courier New" w:hAnsi="Courier New"/>
+          <w:color w:val="228B22"/>
+          <w:sz w:val="26"/>
+          <w:szCs w:val="24"/>
+        </w:rPr>
+        <w:t>% -------- 分区域滤波参数 --------</w:t>
+      </w:r>
+    </w:p>
+    <w:p>
+      <w:pPr>
+        <w:spacing w:beforeLines="0" w:afterLines="0"/>
+        <w:jc w:val="left"/>
+        <w:rPr>
+          <w:rFonts w:hint="default"/>
+          <w:sz w:val="24"/>
+          <w:szCs w:val="24"/>
+        </w:rPr>
+      </w:pPr>
+      <w:r>
+        <w:rPr>
+          <w:rFonts w:hint="eastAsia" w:ascii="Courier New" w:hAnsi="Courier New"/>
+          <w:color w:val="000000"/>
+          <w:sz w:val="26"/>
+          <w:szCs w:val="24"/>
+        </w:rPr>
+        <w:t xml:space="preserve">sigma_smooth = 3.1;   </w:t>
+      </w:r>
+      <w:r>
+        <w:rPr>
+          <w:rFonts w:hint="eastAsia" w:ascii="Courier New" w:hAnsi="Courier New"/>
+          <w:color w:val="228B22"/>
+          <w:sz w:val="26"/>
+          <w:szCs w:val="24"/>
+        </w:rPr>
+        <w:t>% 平缓区滤波强</w:t>
+      </w:r>
+    </w:p>
+    <w:p>
+      <w:pPr>
+        <w:spacing w:beforeLines="0" w:afterLines="0"/>
+        <w:jc w:val="left"/>
+        <w:rPr>
+          <w:rFonts w:hint="default"/>
+          <w:sz w:val="24"/>
+          <w:szCs w:val="24"/>
+        </w:rPr>
+      </w:pPr>
+      <w:r>
+        <w:rPr>
+          <w:rFonts w:hint="eastAsia" w:ascii="Courier New" w:hAnsi="Courier New"/>
+          <w:color w:val="000000"/>
+          <w:sz w:val="26"/>
+          <w:szCs w:val="24"/>
+        </w:rPr>
+        <w:t xml:space="preserve">sigma_edge   = 1.5;   </w:t>
+      </w:r>
+      <w:r>
+        <w:rPr>
+          <w:rFonts w:hint="eastAsia" w:ascii="Courier New" w:hAnsi="Courier New"/>
+          <w:color w:val="228B22"/>
+          <w:sz w:val="26"/>
+          <w:szCs w:val="24"/>
+        </w:rPr>
+        <w:t>% 边缘区滤波弱（保留细节）</w:t>
+      </w:r>
+    </w:p>
+    <w:p>
+      <w:pPr>
+        <w:spacing w:beforeLines="0" w:afterLines="0"/>
+        <w:jc w:val="left"/>
+        <w:rPr>
+          <w:rFonts w:hint="default"/>
+          <w:sz w:val="24"/>
+          <w:szCs w:val="24"/>
+        </w:rPr>
+      </w:pPr>
+      <w:r>
+        <w:rPr>
+          <w:rFonts w:hint="eastAsia" w:ascii="Courier New" w:hAnsi="Courier New"/>
+          <w:color w:val="228B22"/>
+          <w:sz w:val="26"/>
+          <w:szCs w:val="24"/>
+        </w:rPr>
+        <w:t xml:space="preserve"> </w:t>
+      </w:r>
+    </w:p>
+    <w:p>
+      <w:pPr>
+        <w:spacing w:beforeLines="0" w:afterLines="0"/>
+        <w:jc w:val="left"/>
+        <w:rPr>
+          <w:rFonts w:hint="default"/>
+          <w:sz w:val="24"/>
+          <w:szCs w:val="24"/>
+        </w:rPr>
+      </w:pPr>
+      <w:r>
+        <w:rPr>
+          <w:rFonts w:hint="eastAsia" w:ascii="Courier New" w:hAnsi="Courier New"/>
+          <w:color w:val="228B22"/>
+          <w:sz w:val="26"/>
+          <w:szCs w:val="24"/>
+        </w:rPr>
+        <w:t>% -------- 分区域--  用于图像的二维高斯滤波 --------</w:t>
+      </w:r>
+    </w:p>
+    <w:p>
+      <w:pPr>
+        <w:spacing w:beforeLines="0" w:afterLines="0"/>
+        <w:jc w:val="left"/>
+        <w:rPr>
+          <w:rFonts w:hint="default"/>
+          <w:sz w:val="24"/>
+          <w:szCs w:val="24"/>
+        </w:rPr>
+      </w:pPr>
+      <w:r>
+        <w:rPr>
+          <w:rFonts w:hint="eastAsia" w:ascii="Courier New" w:hAnsi="Courier New"/>
+          <w:color w:val="000000"/>
+          <w:sz w:val="26"/>
+          <w:szCs w:val="24"/>
+        </w:rPr>
+        <w:t>phi_smooth = imgaussfilt(phi_unwrap .* mask_smooth, sigma_smooth);</w:t>
+      </w:r>
+    </w:p>
+    <w:p>
+      <w:pPr>
+        <w:spacing w:beforeLines="0" w:afterLines="0"/>
+        <w:jc w:val="left"/>
+        <w:rPr>
+          <w:rFonts w:hint="default"/>
+          <w:sz w:val="24"/>
+          <w:szCs w:val="24"/>
+        </w:rPr>
+      </w:pPr>
+      <w:r>
+        <w:rPr>
+          <w:rFonts w:hint="eastAsia" w:ascii="Courier New" w:hAnsi="Courier New"/>
+          <w:color w:val="000000"/>
+          <w:sz w:val="26"/>
+          <w:szCs w:val="24"/>
+        </w:rPr>
+        <w:t>phi_edge   = imgaussfilt(phi_unwrap .* mask_edge, sigma_edge);</w:t>
+      </w:r>
+    </w:p>
+    <w:p>
+      <w:pPr>
+        <w:spacing w:beforeLines="0" w:afterLines="0"/>
+        <w:jc w:val="left"/>
+        <w:rPr>
+          <w:rFonts w:hint="default"/>
+          <w:sz w:val="24"/>
+          <w:szCs w:val="24"/>
+        </w:rPr>
+      </w:pPr>
+      <w:r>
+        <w:rPr>
+          <w:rFonts w:hint="eastAsia" w:ascii="Courier New" w:hAnsi="Courier New"/>
+          <w:color w:val="000000"/>
+          <w:sz w:val="26"/>
+          <w:szCs w:val="24"/>
+        </w:rPr>
+        <w:t>figure;</w:t>
+      </w:r>
+    </w:p>
+    <w:p>
+      <w:pPr>
+        <w:spacing w:beforeLines="0" w:afterLines="0"/>
+        <w:jc w:val="left"/>
+        <w:rPr>
+          <w:rFonts w:hint="default"/>
+          <w:sz w:val="24"/>
+          <w:szCs w:val="24"/>
+        </w:rPr>
+      </w:pPr>
+      <w:r>
+        <w:rPr>
+          <w:rFonts w:hint="eastAsia" w:ascii="Courier New" w:hAnsi="Courier New"/>
+          <w:color w:val="000000"/>
+          <w:sz w:val="26"/>
+          <w:szCs w:val="24"/>
+        </w:rPr>
+        <w:t>subplot(2,2,1);</w:t>
+      </w:r>
+    </w:p>
+    <w:p>
+      <w:pPr>
+        <w:spacing w:beforeLines="0" w:afterLines="0"/>
+        <w:jc w:val="left"/>
+        <w:rPr>
+          <w:rFonts w:hint="default"/>
+          <w:sz w:val="24"/>
+          <w:szCs w:val="24"/>
+        </w:rPr>
+      </w:pPr>
+      <w:r>
+        <w:rPr>
+          <w:rFonts w:hint="eastAsia" w:ascii="Courier New" w:hAnsi="Courier New"/>
+          <w:color w:val="000000"/>
+          <w:sz w:val="26"/>
+          <w:szCs w:val="24"/>
+        </w:rPr>
+        <w:t xml:space="preserve">imagesc(mask_smooth); axis </w:t>
+      </w:r>
+      <w:r>
+        <w:rPr>
+          <w:rFonts w:hint="eastAsia" w:ascii="Courier New" w:hAnsi="Courier New"/>
+          <w:color w:val="A020F0"/>
+          <w:sz w:val="26"/>
+          <w:szCs w:val="24"/>
+        </w:rPr>
+        <w:t>image</w:t>
+      </w:r>
+      <w:r>
+        <w:rPr>
+          <w:rFonts w:hint="eastAsia" w:ascii="Courier New" w:hAnsi="Courier New"/>
+          <w:color w:val="000000"/>
+          <w:sz w:val="26"/>
+          <w:szCs w:val="24"/>
+        </w:rPr>
+        <w:t xml:space="preserve"> </w:t>
+      </w:r>
+      <w:r>
+        <w:rPr>
+          <w:rFonts w:hint="eastAsia" w:ascii="Courier New" w:hAnsi="Courier New"/>
+          <w:color w:val="A020F0"/>
+          <w:sz w:val="26"/>
+          <w:szCs w:val="24"/>
+        </w:rPr>
+        <w:t>off</w:t>
+      </w:r>
+      <w:r>
+        <w:rPr>
+          <w:rFonts w:hint="eastAsia" w:ascii="Courier New" w:hAnsi="Courier New"/>
+          <w:color w:val="000000"/>
+          <w:sz w:val="26"/>
+          <w:szCs w:val="24"/>
+        </w:rPr>
+        <w:t>;</w:t>
+      </w:r>
+    </w:p>
+    <w:p>
+      <w:pPr>
+        <w:spacing w:beforeLines="0" w:afterLines="0"/>
+        <w:jc w:val="left"/>
+        <w:rPr>
+          <w:rFonts w:hint="default"/>
+          <w:sz w:val="24"/>
+          <w:szCs w:val="24"/>
+        </w:rPr>
+      </w:pPr>
+      <w:r>
+        <w:rPr>
+          <w:rFonts w:hint="eastAsia" w:ascii="Courier New" w:hAnsi="Courier New"/>
+          <w:color w:val="000000"/>
+          <w:sz w:val="26"/>
+          <w:szCs w:val="24"/>
+        </w:rPr>
+        <w:t xml:space="preserve">colormap </w:t>
+      </w:r>
+      <w:r>
+        <w:rPr>
+          <w:rFonts w:hint="eastAsia" w:ascii="Courier New" w:hAnsi="Courier New"/>
+          <w:color w:val="A020F0"/>
+          <w:sz w:val="26"/>
+          <w:szCs w:val="24"/>
+        </w:rPr>
+        <w:t>jet</w:t>
+      </w:r>
+      <w:r>
+        <w:rPr>
+          <w:rFonts w:hint="eastAsia" w:ascii="Courier New" w:hAnsi="Courier New"/>
+          <w:color w:val="000000"/>
+          <w:sz w:val="26"/>
+          <w:szCs w:val="24"/>
+        </w:rPr>
+        <w:t>; colorbar;</w:t>
+      </w:r>
+    </w:p>
+    <w:p>
+      <w:pPr>
+        <w:spacing w:beforeLines="0" w:afterLines="0"/>
+        <w:jc w:val="left"/>
+        <w:rPr>
+          <w:rFonts w:hint="default"/>
+          <w:sz w:val="24"/>
+          <w:szCs w:val="24"/>
+        </w:rPr>
+      </w:pPr>
+      <w:r>
+        <w:rPr>
+          <w:rFonts w:hint="eastAsia" w:ascii="Courier New" w:hAnsi="Courier New"/>
+          <w:color w:val="000000"/>
+          <w:sz w:val="26"/>
+          <w:szCs w:val="24"/>
+        </w:rPr>
+        <w:t>title(</w:t>
+      </w:r>
+      <w:r>
+        <w:rPr>
+          <w:rFonts w:hint="eastAsia" w:ascii="Courier New" w:hAnsi="Courier New"/>
+          <w:color w:val="A020F0"/>
+          <w:sz w:val="26"/>
+          <w:szCs w:val="24"/>
+        </w:rPr>
+        <w:t>'平缓区掩膜'</w:t>
+      </w:r>
+      <w:r>
+        <w:rPr>
+          <w:rFonts w:hint="eastAsia" w:ascii="Courier New" w:hAnsi="Courier New"/>
+          <w:color w:val="000000"/>
+          <w:sz w:val="26"/>
+          <w:szCs w:val="24"/>
+        </w:rPr>
+        <w:t>,</w:t>
+      </w:r>
+      <w:r>
+        <w:rPr>
+          <w:rFonts w:hint="eastAsia" w:ascii="Courier New" w:hAnsi="Courier New"/>
+          <w:color w:val="A020F0"/>
+          <w:sz w:val="26"/>
+          <w:szCs w:val="24"/>
+        </w:rPr>
+        <w:t>'FontName'</w:t>
+      </w:r>
+      <w:r>
+        <w:rPr>
+          <w:rFonts w:hint="eastAsia" w:ascii="Courier New" w:hAnsi="Courier New"/>
+          <w:color w:val="000000"/>
+          <w:sz w:val="26"/>
+          <w:szCs w:val="24"/>
+        </w:rPr>
+        <w:t>,</w:t>
+      </w:r>
+      <w:r>
+        <w:rPr>
+          <w:rFonts w:hint="eastAsia" w:ascii="Courier New" w:hAnsi="Courier New"/>
+          <w:color w:val="A020F0"/>
+          <w:sz w:val="26"/>
+          <w:szCs w:val="24"/>
+        </w:rPr>
+        <w:t>'SimHei'</w:t>
+      </w:r>
+      <w:r>
+        <w:rPr>
+          <w:rFonts w:hint="eastAsia" w:ascii="Courier New" w:hAnsi="Courier New"/>
+          <w:color w:val="000000"/>
+          <w:sz w:val="26"/>
+          <w:szCs w:val="24"/>
+        </w:rPr>
+        <w:t>);</w:t>
+      </w:r>
+    </w:p>
+    <w:p>
+      <w:pPr>
+        <w:spacing w:beforeLines="0" w:afterLines="0"/>
+        <w:jc w:val="left"/>
+        <w:rPr>
+          <w:rFonts w:hint="default"/>
+          <w:sz w:val="24"/>
+          <w:szCs w:val="24"/>
+        </w:rPr>
+      </w:pPr>
+      <w:r>
+        <w:rPr>
+          <w:rFonts w:hint="eastAsia" w:ascii="Courier New" w:hAnsi="Courier New"/>
+          <w:color w:val="000000"/>
+          <w:sz w:val="26"/>
+          <w:szCs w:val="24"/>
+        </w:rPr>
+        <w:t xml:space="preserve"> </w:t>
+      </w:r>
+    </w:p>
+    <w:p>
+      <w:pPr>
+        <w:spacing w:beforeLines="0" w:afterLines="0"/>
+        <w:jc w:val="left"/>
+        <w:rPr>
+          <w:rFonts w:hint="default"/>
+          <w:sz w:val="24"/>
+          <w:szCs w:val="24"/>
+        </w:rPr>
+      </w:pPr>
+      <w:r>
+        <w:rPr>
+          <w:rFonts w:hint="eastAsia" w:ascii="Courier New" w:hAnsi="Courier New"/>
+          <w:color w:val="000000"/>
+          <w:sz w:val="26"/>
+          <w:szCs w:val="24"/>
+        </w:rPr>
+        <w:t>subplot(2,2,2);</w:t>
+      </w:r>
+    </w:p>
+    <w:p>
+      <w:pPr>
+        <w:spacing w:beforeLines="0" w:afterLines="0"/>
+        <w:jc w:val="left"/>
+        <w:rPr>
+          <w:rFonts w:hint="default"/>
+          <w:sz w:val="24"/>
+          <w:szCs w:val="24"/>
+        </w:rPr>
+      </w:pPr>
+      <w:r>
+        <w:rPr>
+          <w:rFonts w:hint="eastAsia" w:ascii="Courier New" w:hAnsi="Courier New"/>
+          <w:color w:val="000000"/>
+          <w:sz w:val="26"/>
+          <w:szCs w:val="24"/>
+        </w:rPr>
+        <w:t xml:space="preserve">imagesc(mask_edge); axis </w:t>
+      </w:r>
+      <w:r>
+        <w:rPr>
+          <w:rFonts w:hint="eastAsia" w:ascii="Courier New" w:hAnsi="Courier New"/>
+          <w:color w:val="A020F0"/>
+          <w:sz w:val="26"/>
+          <w:szCs w:val="24"/>
+        </w:rPr>
+        <w:t>image</w:t>
+      </w:r>
+      <w:r>
+        <w:rPr>
+          <w:rFonts w:hint="eastAsia" w:ascii="Courier New" w:hAnsi="Courier New"/>
+          <w:color w:val="000000"/>
+          <w:sz w:val="26"/>
+          <w:szCs w:val="24"/>
+        </w:rPr>
+        <w:t xml:space="preserve"> </w:t>
+      </w:r>
+      <w:r>
+        <w:rPr>
+          <w:rFonts w:hint="eastAsia" w:ascii="Courier New" w:hAnsi="Courier New"/>
+          <w:color w:val="A020F0"/>
+          <w:sz w:val="26"/>
+          <w:szCs w:val="24"/>
+        </w:rPr>
+        <w:t>off</w:t>
+      </w:r>
+      <w:r>
+        <w:rPr>
+          <w:rFonts w:hint="eastAsia" w:ascii="Courier New" w:hAnsi="Courier New"/>
+          <w:color w:val="000000"/>
+          <w:sz w:val="26"/>
+          <w:szCs w:val="24"/>
+        </w:rPr>
+        <w:t>;</w:t>
+      </w:r>
+    </w:p>
+    <w:p>
+      <w:pPr>
+        <w:spacing w:beforeLines="0" w:afterLines="0"/>
+        <w:jc w:val="left"/>
+        <w:rPr>
+          <w:rFonts w:hint="default"/>
+          <w:sz w:val="24"/>
+          <w:szCs w:val="24"/>
+        </w:rPr>
+      </w:pPr>
+      <w:r>
+        <w:rPr>
+          <w:rFonts w:hint="eastAsia" w:ascii="Courier New" w:hAnsi="Courier New"/>
+          <w:color w:val="000000"/>
+          <w:sz w:val="26"/>
+          <w:szCs w:val="24"/>
+        </w:rPr>
+        <w:t xml:space="preserve">colormap </w:t>
+      </w:r>
+      <w:r>
+        <w:rPr>
+          <w:rFonts w:hint="eastAsia" w:ascii="Courier New" w:hAnsi="Courier New"/>
+          <w:color w:val="A020F0"/>
+          <w:sz w:val="26"/>
+          <w:szCs w:val="24"/>
+        </w:rPr>
+        <w:t>jet</w:t>
+      </w:r>
+      <w:r>
+        <w:rPr>
+          <w:rFonts w:hint="eastAsia" w:ascii="Courier New" w:hAnsi="Courier New"/>
+          <w:color w:val="000000"/>
+          <w:sz w:val="26"/>
+          <w:szCs w:val="24"/>
+        </w:rPr>
+        <w:t>; colorbar;</w:t>
+      </w:r>
+    </w:p>
+    <w:p>
+      <w:pPr>
+        <w:spacing w:beforeLines="0" w:afterLines="0"/>
+        <w:jc w:val="left"/>
+        <w:rPr>
+          <w:rFonts w:hint="default"/>
+          <w:sz w:val="24"/>
+          <w:szCs w:val="24"/>
+        </w:rPr>
+      </w:pPr>
+      <w:r>
+        <w:rPr>
+          <w:rFonts w:hint="eastAsia" w:ascii="Courier New" w:hAnsi="Courier New"/>
+          <w:color w:val="000000"/>
+          <w:sz w:val="26"/>
+          <w:szCs w:val="24"/>
+        </w:rPr>
+        <w:t>title(</w:t>
+      </w:r>
+      <w:r>
+        <w:rPr>
+          <w:rFonts w:hint="eastAsia" w:ascii="Courier New" w:hAnsi="Courier New"/>
+          <w:color w:val="A020F0"/>
+          <w:sz w:val="26"/>
+          <w:szCs w:val="24"/>
+        </w:rPr>
+        <w:t>'边缘区掩膜'</w:t>
+      </w:r>
+      <w:r>
+        <w:rPr>
+          <w:rFonts w:hint="eastAsia" w:ascii="Courier New" w:hAnsi="Courier New"/>
+          <w:color w:val="000000"/>
+          <w:sz w:val="26"/>
+          <w:szCs w:val="24"/>
+        </w:rPr>
+        <w:t>,</w:t>
+      </w:r>
+      <w:r>
+        <w:rPr>
+          <w:rFonts w:hint="eastAsia" w:ascii="Courier New" w:hAnsi="Courier New"/>
+          <w:color w:val="A020F0"/>
+          <w:sz w:val="26"/>
+          <w:szCs w:val="24"/>
+        </w:rPr>
+        <w:t>'FontName'</w:t>
+      </w:r>
+      <w:r>
+        <w:rPr>
+          <w:rFonts w:hint="eastAsia" w:ascii="Courier New" w:hAnsi="Courier New"/>
+          <w:color w:val="000000"/>
+          <w:sz w:val="26"/>
+          <w:szCs w:val="24"/>
+        </w:rPr>
+        <w:t>,</w:t>
+      </w:r>
+      <w:r>
+        <w:rPr>
+          <w:rFonts w:hint="eastAsia" w:ascii="Courier New" w:hAnsi="Courier New"/>
+          <w:color w:val="A020F0"/>
+          <w:sz w:val="26"/>
+          <w:szCs w:val="24"/>
+        </w:rPr>
+        <w:t>'SimHei'</w:t>
+      </w:r>
+      <w:r>
+        <w:rPr>
+          <w:rFonts w:hint="eastAsia" w:ascii="Courier New" w:hAnsi="Courier New"/>
+          <w:color w:val="000000"/>
+          <w:sz w:val="26"/>
+          <w:szCs w:val="24"/>
+        </w:rPr>
+        <w:t>);</w:t>
+      </w:r>
+    </w:p>
+    <w:p>
+      <w:pPr>
+        <w:spacing w:beforeLines="0" w:afterLines="0"/>
+        <w:jc w:val="left"/>
+        <w:rPr>
+          <w:rFonts w:hint="default"/>
+          <w:sz w:val="24"/>
+          <w:szCs w:val="24"/>
+        </w:rPr>
+      </w:pPr>
+      <w:r>
+        <w:rPr>
+          <w:rFonts w:hint="eastAsia" w:ascii="Courier New" w:hAnsi="Courier New"/>
+          <w:color w:val="000000"/>
+          <w:sz w:val="26"/>
+          <w:szCs w:val="24"/>
+        </w:rPr>
+        <w:t xml:space="preserve"> </w:t>
+      </w:r>
+    </w:p>
+    <w:p>
+      <w:pPr>
+        <w:spacing w:beforeLines="0" w:afterLines="0"/>
+        <w:jc w:val="left"/>
+        <w:rPr>
+          <w:rFonts w:hint="default"/>
+          <w:sz w:val="24"/>
+          <w:szCs w:val="24"/>
+        </w:rPr>
+      </w:pPr>
+      <w:r>
+        <w:rPr>
+          <w:rFonts w:hint="eastAsia" w:ascii="Courier New" w:hAnsi="Courier New"/>
+          <w:color w:val="000000"/>
+          <w:sz w:val="26"/>
+          <w:szCs w:val="24"/>
+        </w:rPr>
+        <w:t>subplot(2,2,3);</w:t>
+      </w:r>
+    </w:p>
+    <w:p>
+      <w:pPr>
+        <w:spacing w:beforeLines="0" w:afterLines="0"/>
+        <w:jc w:val="left"/>
+        <w:rPr>
+          <w:rFonts w:hint="default"/>
+          <w:sz w:val="24"/>
+          <w:szCs w:val="24"/>
+        </w:rPr>
+      </w:pPr>
+      <w:r>
+        <w:rPr>
+          <w:rFonts w:hint="eastAsia" w:ascii="Courier New" w:hAnsi="Courier New"/>
+          <w:color w:val="000000"/>
+          <w:sz w:val="26"/>
+          <w:szCs w:val="24"/>
+        </w:rPr>
+        <w:t xml:space="preserve">imagesc(phi_smooth); axis </w:t>
+      </w:r>
+      <w:r>
+        <w:rPr>
+          <w:rFonts w:hint="eastAsia" w:ascii="Courier New" w:hAnsi="Courier New"/>
+          <w:color w:val="A020F0"/>
+          <w:sz w:val="26"/>
+          <w:szCs w:val="24"/>
+        </w:rPr>
+        <w:t>image</w:t>
+      </w:r>
+      <w:r>
+        <w:rPr>
+          <w:rFonts w:hint="eastAsia" w:ascii="Courier New" w:hAnsi="Courier New"/>
+          <w:color w:val="000000"/>
+          <w:sz w:val="26"/>
+          <w:szCs w:val="24"/>
+        </w:rPr>
+        <w:t xml:space="preserve"> </w:t>
+      </w:r>
+      <w:r>
+        <w:rPr>
+          <w:rFonts w:hint="eastAsia" w:ascii="Courier New" w:hAnsi="Courier New"/>
+          <w:color w:val="A020F0"/>
+          <w:sz w:val="26"/>
+          <w:szCs w:val="24"/>
+        </w:rPr>
+        <w:t>off</w:t>
+      </w:r>
+      <w:r>
+        <w:rPr>
+          <w:rFonts w:hint="eastAsia" w:ascii="Courier New" w:hAnsi="Courier New"/>
+          <w:color w:val="000000"/>
+          <w:sz w:val="26"/>
+          <w:szCs w:val="24"/>
+        </w:rPr>
+        <w:t>;</w:t>
+      </w:r>
+    </w:p>
+    <w:p>
+      <w:pPr>
+        <w:spacing w:beforeLines="0" w:afterLines="0"/>
+        <w:jc w:val="left"/>
+        <w:rPr>
+          <w:rFonts w:hint="default"/>
+          <w:sz w:val="24"/>
+          <w:szCs w:val="24"/>
+        </w:rPr>
+      </w:pPr>
+      <w:r>
+        <w:rPr>
+          <w:rFonts w:hint="eastAsia" w:ascii="Courier New" w:hAnsi="Courier New"/>
+          <w:color w:val="000000"/>
+          <w:sz w:val="26"/>
+          <w:szCs w:val="24"/>
+        </w:rPr>
+        <w:t xml:space="preserve">colormap </w:t>
+      </w:r>
+      <w:r>
+        <w:rPr>
+          <w:rFonts w:hint="eastAsia" w:ascii="Courier New" w:hAnsi="Courier New"/>
+          <w:color w:val="A020F0"/>
+          <w:sz w:val="26"/>
+          <w:szCs w:val="24"/>
+        </w:rPr>
+        <w:t>jet</w:t>
+      </w:r>
+      <w:r>
+        <w:rPr>
+          <w:rFonts w:hint="eastAsia" w:ascii="Courier New" w:hAnsi="Courier New"/>
+          <w:color w:val="000000"/>
+          <w:sz w:val="26"/>
+          <w:szCs w:val="24"/>
+        </w:rPr>
+        <w:t>; colorbar;</w:t>
+      </w:r>
+    </w:p>
+    <w:p>
+      <w:pPr>
+        <w:spacing w:beforeLines="0" w:afterLines="0"/>
+        <w:jc w:val="left"/>
+        <w:rPr>
+          <w:rFonts w:hint="default"/>
+          <w:sz w:val="24"/>
+          <w:szCs w:val="24"/>
+        </w:rPr>
+      </w:pPr>
+      <w:r>
+        <w:rPr>
+          <w:rFonts w:hint="eastAsia" w:ascii="Courier New" w:hAnsi="Courier New"/>
+          <w:color w:val="000000"/>
+          <w:sz w:val="26"/>
+          <w:szCs w:val="24"/>
+        </w:rPr>
+        <w:t>title(</w:t>
+      </w:r>
+      <w:r>
+        <w:rPr>
+          <w:rFonts w:hint="eastAsia" w:ascii="Courier New" w:hAnsi="Courier New"/>
+          <w:color w:val="A020F0"/>
+          <w:sz w:val="26"/>
+          <w:szCs w:val="24"/>
+        </w:rPr>
+        <w:t>'平缓区'</w:t>
+      </w:r>
+      <w:r>
+        <w:rPr>
+          <w:rFonts w:hint="eastAsia" w:ascii="Courier New" w:hAnsi="Courier New"/>
+          <w:color w:val="000000"/>
+          <w:sz w:val="26"/>
+          <w:szCs w:val="24"/>
+        </w:rPr>
+        <w:t>,</w:t>
+      </w:r>
+      <w:r>
+        <w:rPr>
+          <w:rFonts w:hint="eastAsia" w:ascii="Courier New" w:hAnsi="Courier New"/>
+          <w:color w:val="A020F0"/>
+          <w:sz w:val="26"/>
+          <w:szCs w:val="24"/>
+        </w:rPr>
+        <w:t>'FontName'</w:t>
+      </w:r>
+      <w:r>
+        <w:rPr>
+          <w:rFonts w:hint="eastAsia" w:ascii="Courier New" w:hAnsi="Courier New"/>
+          <w:color w:val="000000"/>
+          <w:sz w:val="26"/>
+          <w:szCs w:val="24"/>
+        </w:rPr>
+        <w:t>,</w:t>
+      </w:r>
+      <w:r>
+        <w:rPr>
+          <w:rFonts w:hint="eastAsia" w:ascii="Courier New" w:hAnsi="Courier New"/>
+          <w:color w:val="A020F0"/>
+          <w:sz w:val="26"/>
+          <w:szCs w:val="24"/>
+        </w:rPr>
+        <w:t>'SimHei'</w:t>
+      </w:r>
+      <w:r>
+        <w:rPr>
+          <w:rFonts w:hint="eastAsia" w:ascii="Courier New" w:hAnsi="Courier New"/>
+          <w:color w:val="000000"/>
+          <w:sz w:val="26"/>
+          <w:szCs w:val="24"/>
+        </w:rPr>
+        <w:t>);</w:t>
+      </w:r>
+    </w:p>
+    <w:p>
+      <w:pPr>
+        <w:spacing w:beforeLines="0" w:afterLines="0"/>
+        <w:jc w:val="left"/>
+        <w:rPr>
+          <w:rFonts w:hint="default"/>
+          <w:sz w:val="24"/>
+          <w:szCs w:val="24"/>
+        </w:rPr>
+      </w:pPr>
+      <w:r>
+        <w:rPr>
+          <w:rFonts w:hint="eastAsia" w:ascii="Courier New" w:hAnsi="Courier New"/>
+          <w:color w:val="000000"/>
+          <w:sz w:val="26"/>
+          <w:szCs w:val="24"/>
+        </w:rPr>
+        <w:t xml:space="preserve"> </w:t>
+      </w:r>
+    </w:p>
+    <w:p>
+      <w:pPr>
+        <w:spacing w:beforeLines="0" w:afterLines="0"/>
+        <w:jc w:val="left"/>
+        <w:rPr>
+          <w:rFonts w:hint="default"/>
+          <w:sz w:val="24"/>
+          <w:szCs w:val="24"/>
+        </w:rPr>
+      </w:pPr>
+      <w:r>
+        <w:rPr>
+          <w:rFonts w:hint="eastAsia" w:ascii="Courier New" w:hAnsi="Courier New"/>
+          <w:color w:val="000000"/>
+          <w:sz w:val="26"/>
+          <w:szCs w:val="24"/>
+        </w:rPr>
+        <w:t>subplot(2,2,4);</w:t>
+      </w:r>
+    </w:p>
+    <w:p>
+      <w:pPr>
+        <w:spacing w:beforeLines="0" w:afterLines="0"/>
+        <w:jc w:val="left"/>
+        <w:rPr>
+          <w:rFonts w:hint="default"/>
+          <w:sz w:val="24"/>
+          <w:szCs w:val="24"/>
+        </w:rPr>
+      </w:pPr>
+      <w:r>
+        <w:rPr>
+          <w:rFonts w:hint="eastAsia" w:ascii="Courier New" w:hAnsi="Courier New"/>
+          <w:color w:val="000000"/>
+          <w:sz w:val="26"/>
+          <w:szCs w:val="24"/>
+        </w:rPr>
+        <w:t xml:space="preserve">imagesc(phi_edge); axis </w:t>
+      </w:r>
+      <w:r>
+        <w:rPr>
+          <w:rFonts w:hint="eastAsia" w:ascii="Courier New" w:hAnsi="Courier New"/>
+          <w:color w:val="A020F0"/>
+          <w:sz w:val="26"/>
+          <w:szCs w:val="24"/>
+        </w:rPr>
+        <w:t>image</w:t>
+      </w:r>
+      <w:r>
+        <w:rPr>
+          <w:rFonts w:hint="eastAsia" w:ascii="Courier New" w:hAnsi="Courier New"/>
+          <w:color w:val="000000"/>
+          <w:sz w:val="26"/>
+          <w:szCs w:val="24"/>
+        </w:rPr>
+        <w:t xml:space="preserve"> </w:t>
+      </w:r>
+      <w:r>
+        <w:rPr>
+          <w:rFonts w:hint="eastAsia" w:ascii="Courier New" w:hAnsi="Courier New"/>
+          <w:color w:val="A020F0"/>
+          <w:sz w:val="26"/>
+          <w:szCs w:val="24"/>
+        </w:rPr>
+        <w:t>off</w:t>
+      </w:r>
+      <w:r>
+        <w:rPr>
+          <w:rFonts w:hint="eastAsia" w:ascii="Courier New" w:hAnsi="Courier New"/>
+          <w:color w:val="000000"/>
+          <w:sz w:val="26"/>
+          <w:szCs w:val="24"/>
+        </w:rPr>
+        <w:t>;</w:t>
+      </w:r>
+    </w:p>
+    <w:p>
+      <w:pPr>
+        <w:spacing w:beforeLines="0" w:afterLines="0"/>
+        <w:jc w:val="left"/>
+        <w:rPr>
+          <w:rFonts w:hint="default"/>
+          <w:sz w:val="24"/>
+          <w:szCs w:val="24"/>
+        </w:rPr>
+      </w:pPr>
+      <w:r>
+        <w:rPr>
+          <w:rFonts w:hint="eastAsia" w:ascii="Courier New" w:hAnsi="Courier New"/>
+          <w:color w:val="000000"/>
+          <w:sz w:val="26"/>
+          <w:szCs w:val="24"/>
+        </w:rPr>
+        <w:t xml:space="preserve">colormap </w:t>
+      </w:r>
+      <w:r>
+        <w:rPr>
+          <w:rFonts w:hint="eastAsia" w:ascii="Courier New" w:hAnsi="Courier New"/>
+          <w:color w:val="A020F0"/>
+          <w:sz w:val="26"/>
+          <w:szCs w:val="24"/>
+        </w:rPr>
+        <w:t>jet</w:t>
+      </w:r>
+      <w:r>
+        <w:rPr>
+          <w:rFonts w:hint="eastAsia" w:ascii="Courier New" w:hAnsi="Courier New"/>
+          <w:color w:val="000000"/>
+          <w:sz w:val="26"/>
+          <w:szCs w:val="24"/>
+        </w:rPr>
+        <w:t>; colorbar;</w:t>
+      </w:r>
+    </w:p>
+    <w:p>
+      <w:pPr>
+        <w:spacing w:beforeLines="0" w:afterLines="0"/>
+        <w:jc w:val="left"/>
+        <w:rPr>
+          <w:rFonts w:hint="default"/>
+          <w:sz w:val="24"/>
+          <w:szCs w:val="24"/>
+        </w:rPr>
+      </w:pPr>
+      <w:r>
+        <w:rPr>
+          <w:rFonts w:hint="eastAsia" w:ascii="Courier New" w:hAnsi="Courier New"/>
+          <w:color w:val="000000"/>
+          <w:sz w:val="26"/>
+          <w:szCs w:val="24"/>
+        </w:rPr>
+        <w:t>title(</w:t>
+      </w:r>
+      <w:r>
+        <w:rPr>
+          <w:rFonts w:hint="eastAsia" w:ascii="Courier New" w:hAnsi="Courier New"/>
+          <w:color w:val="A020F0"/>
+          <w:sz w:val="26"/>
+          <w:szCs w:val="24"/>
+        </w:rPr>
+        <w:t>'边缘区'</w:t>
+      </w:r>
+      <w:r>
+        <w:rPr>
+          <w:rFonts w:hint="eastAsia" w:ascii="Courier New" w:hAnsi="Courier New"/>
+          <w:color w:val="000000"/>
+          <w:sz w:val="26"/>
+          <w:szCs w:val="24"/>
+        </w:rPr>
+        <w:t>,</w:t>
+      </w:r>
+      <w:r>
+        <w:rPr>
+          <w:rFonts w:hint="eastAsia" w:ascii="Courier New" w:hAnsi="Courier New"/>
+          <w:color w:val="A020F0"/>
+          <w:sz w:val="26"/>
+          <w:szCs w:val="24"/>
+        </w:rPr>
+        <w:t>'FontName'</w:t>
+      </w:r>
+      <w:r>
+        <w:rPr>
+          <w:rFonts w:hint="eastAsia" w:ascii="Courier New" w:hAnsi="Courier New"/>
+          <w:color w:val="000000"/>
+          <w:sz w:val="26"/>
+          <w:szCs w:val="24"/>
+        </w:rPr>
+        <w:t>,</w:t>
+      </w:r>
+      <w:r>
+        <w:rPr>
+          <w:rFonts w:hint="eastAsia" w:ascii="Courier New" w:hAnsi="Courier New"/>
+          <w:color w:val="A020F0"/>
+          <w:sz w:val="26"/>
+          <w:szCs w:val="24"/>
+        </w:rPr>
+        <w:t>'SimHei'</w:t>
+      </w:r>
+      <w:r>
+        <w:rPr>
+          <w:rFonts w:hint="eastAsia" w:ascii="Courier New" w:hAnsi="Courier New"/>
+          <w:color w:val="000000"/>
+          <w:sz w:val="26"/>
+          <w:szCs w:val="24"/>
+        </w:rPr>
+        <w:t>);</w:t>
+      </w:r>
+    </w:p>
+    <w:p>
+      <w:pPr>
+        <w:spacing w:beforeLines="0" w:afterLines="0"/>
+        <w:jc w:val="left"/>
+        <w:rPr>
+          <w:rFonts w:hint="default"/>
+          <w:sz w:val="24"/>
+          <w:szCs w:val="24"/>
+        </w:rPr>
+      </w:pPr>
+      <w:r>
+        <w:rPr>
+          <w:rFonts w:hint="eastAsia" w:ascii="Courier New" w:hAnsi="Courier New"/>
+          <w:color w:val="228B22"/>
+          <w:sz w:val="26"/>
+          <w:szCs w:val="24"/>
+        </w:rPr>
+        <w:t>% -------- 合并 --------</w:t>
+      </w:r>
+    </w:p>
+    <w:p>
+      <w:pPr>
+        <w:spacing w:beforeLines="0" w:afterLines="0"/>
+        <w:jc w:val="left"/>
+        <w:rPr>
+          <w:rFonts w:hint="default"/>
+          <w:sz w:val="24"/>
+          <w:szCs w:val="24"/>
+        </w:rPr>
+      </w:pPr>
+      <w:r>
+        <w:rPr>
+          <w:rFonts w:hint="eastAsia" w:ascii="Courier New" w:hAnsi="Courier New"/>
+          <w:color w:val="000000"/>
+          <w:sz w:val="26"/>
+          <w:szCs w:val="24"/>
+        </w:rPr>
+        <w:t>phi_filt(mask_smooth) = phi_smooth(mask_smooth);</w:t>
+      </w:r>
+    </w:p>
+    <w:p>
+      <w:pPr>
+        <w:spacing w:beforeLines="0" w:afterLines="0"/>
+        <w:jc w:val="left"/>
+        <w:rPr>
+          <w:rFonts w:hint="default"/>
+          <w:sz w:val="24"/>
+          <w:szCs w:val="24"/>
+        </w:rPr>
+      </w:pPr>
+      <w:r>
+        <w:rPr>
+          <w:rFonts w:hint="eastAsia" w:ascii="Courier New" w:hAnsi="Courier New"/>
+          <w:color w:val="000000"/>
+          <w:sz w:val="26"/>
+          <w:szCs w:val="24"/>
+        </w:rPr>
+        <w:t>phi_filt(mask_edge)   = phi_edge(mask_edge);</w:t>
       </w:r>
     </w:p>
     <w:p>
@@ -3815,122 +5159,290 @@
         </w:numPr>
         <w:spacing w:beforeLines="0" w:afterLines="0"/>
         <w:jc w:val="left"/>
+        <w:rPr>
+          <w:rFonts w:hint="default" w:ascii="黑体" w:hAnsi="黑体" w:eastAsia="黑体" w:cs="黑体"/>
+          <w:sz w:val="28"/>
+          <w:szCs w:val="28"/>
+          <w:lang w:val="en-US" w:eastAsia="zh-CN"/>
+        </w:rPr>
+      </w:pPr>
+      <w:r>
         <w:rPr>
           <w:rFonts w:hint="eastAsia" w:ascii="黑体" w:hAnsi="黑体" w:eastAsia="黑体" w:cs="黑体"/>
           <w:sz w:val="28"/>
           <w:szCs w:val="28"/>
+          <w:lang w:val="en-US" w:eastAsia="zh-CN"/>
+        </w:rPr>
+        <w:t>3.2009年分区滤波（不加窗G效果明显）</w:t>
+      </w:r>
+    </w:p>
+    <w:p>
+      <w:pPr>
+        <w:numPr>
+          <w:ilvl w:val="0"/>
+          <w:numId w:val="3"/>
+        </w:numPr>
+        <w:spacing w:beforeLines="0" w:afterLines="0"/>
+        <w:ind w:firstLine="420" w:firstLineChars="0"/>
+        <w:jc w:val="left"/>
+        <w:rPr>
+          <w:rFonts w:hint="eastAsia" w:ascii="宋体" w:hAnsi="宋体" w:eastAsia="宋体" w:cs="宋体"/>
+          <w:sz w:val="24"/>
+          <w:szCs w:val="24"/>
+          <w:lang w:val="en-US" w:eastAsia="zh-CN"/>
+        </w:rPr>
+      </w:pPr>
+      <w:r>
+        <w:rPr>
+          <w:rFonts w:hint="eastAsia" w:ascii="宋体" w:hAnsi="宋体" w:eastAsia="宋体" w:cs="宋体"/>
+          <w:sz w:val="24"/>
+          <w:szCs w:val="24"/>
+          <w:lang w:val="en-US" w:eastAsia="zh-CN"/>
+        </w:rPr>
+        <w:t>在解裹后的相位</w:t>
+      </w:r>
+      <w:r>
+        <w:rPr>
+          <w:rFonts w:hint="eastAsia" w:ascii="Courier New" w:hAnsi="Courier New"/>
+          <w:color w:val="000000"/>
+          <w:sz w:val="26"/>
+          <w:szCs w:val="24"/>
+        </w:rPr>
+        <w:t>phi_unwrap</w:t>
+      </w:r>
+      <w:r>
+        <w:rPr>
+          <w:rFonts w:hint="eastAsia" w:ascii="宋体" w:hAnsi="宋体" w:eastAsia="宋体" w:cs="宋体"/>
+          <w:sz w:val="24"/>
+          <w:szCs w:val="24"/>
+          <w:lang w:val="en-US" w:eastAsia="zh-CN"/>
+        </w:rPr>
+        <w:t>，取一个阈值T，T选在图像跳变位置，例如台阶高度是0.4 ，阈值选择0.2；</w:t>
+      </w:r>
+    </w:p>
+    <w:p>
+      <w:pPr>
+        <w:numPr>
+          <w:ilvl w:val="0"/>
+          <w:numId w:val="3"/>
+        </w:numPr>
+        <w:spacing w:beforeLines="0" w:afterLines="0"/>
+        <w:ind w:firstLine="420" w:firstLineChars="0"/>
+        <w:jc w:val="left"/>
+        <w:rPr>
+          <w:rFonts w:hint="default" w:ascii="宋体" w:hAnsi="宋体" w:eastAsia="宋体" w:cs="宋体"/>
+          <w:sz w:val="24"/>
+          <w:szCs w:val="24"/>
+          <w:lang w:val="en-US" w:eastAsia="zh-CN"/>
+        </w:rPr>
+      </w:pPr>
+      <w:r>
+        <w:rPr>
+          <w:rFonts w:hint="eastAsia" w:ascii="宋体" w:hAnsi="宋体" w:eastAsia="宋体" w:cs="宋体"/>
+          <w:sz w:val="24"/>
+          <w:szCs w:val="24"/>
+          <w:lang w:val="en-US" w:eastAsia="zh-CN"/>
+        </w:rPr>
+        <w:t>根据阈值生成两个掩膜与原图像相乘，将相位分成两个区（平缓区和边缘区）；</w:t>
+      </w:r>
+    </w:p>
+    <w:p>
+      <w:pPr>
+        <w:numPr>
+          <w:numId w:val="0"/>
+        </w:numPr>
+        <w:spacing w:beforeLines="0" w:afterLines="0"/>
+        <w:jc w:val="center"/>
+        <w:rPr>
+          <w:rFonts w:hint="default" w:ascii="宋体" w:hAnsi="宋体" w:eastAsia="宋体" w:cs="宋体"/>
+          <w:sz w:val="24"/>
+          <w:szCs w:val="24"/>
+          <w:lang w:val="en-US" w:eastAsia="zh-CN"/>
+        </w:rPr>
+      </w:pPr>
+      <w:r>
+        <w:drawing>
+          <wp:inline distT="0" distB="0" distL="114300" distR="114300">
+            <wp:extent cx="1651635" cy="1800225"/>
+            <wp:effectExtent l="0" t="0" r="9525" b="13335"/>
+            <wp:docPr id="33" name="图片 2"/>
+            <wp:cNvGraphicFramePr>
+              <a:graphicFrameLocks xmlns:a="http://schemas.openxmlformats.org/drawingml/2006/main" noChangeAspect="1"/>
+            </wp:cNvGraphicFramePr>
+            <a:graphic xmlns:a="http://schemas.openxmlformats.org/drawingml/2006/main">
+              <a:graphicData uri="http://schemas.openxmlformats.org/drawingml/2006/picture">
+                <pic:pic xmlns:pic="http://schemas.openxmlformats.org/drawingml/2006/picture">
+                  <pic:nvPicPr>
+                    <pic:cNvPr id="33" name="图片 2"/>
+                    <pic:cNvPicPr>
+                      <a:picLocks noChangeAspect="1"/>
+                    </pic:cNvPicPr>
+                  </pic:nvPicPr>
+                  <pic:blipFill>
+                    <a:blip r:embed="rId39"/>
+                    <a:stretch>
+                      <a:fillRect/>
+                    </a:stretch>
+                  </pic:blipFill>
+                  <pic:spPr>
+                    <a:xfrm>
+                      <a:off x="0" y="0"/>
+                      <a:ext cx="1651635" cy="1800225"/>
+                    </a:xfrm>
+                    <a:prstGeom prst="rect">
+                      <a:avLst/>
+                    </a:prstGeom>
+                    <a:noFill/>
+                    <a:ln>
+                      <a:noFill/>
+                    </a:ln>
+                  </pic:spPr>
+                </pic:pic>
+              </a:graphicData>
+            </a:graphic>
+          </wp:inline>
+        </w:drawing>
+      </w:r>
+      <w:r>
+        <w:drawing>
+          <wp:inline distT="0" distB="0" distL="114300" distR="114300">
+            <wp:extent cx="3448685" cy="1800225"/>
+            <wp:effectExtent l="0" t="0" r="10795" b="13335"/>
+            <wp:docPr id="28" name="图片 1"/>
+            <wp:cNvGraphicFramePr>
+              <a:graphicFrameLocks xmlns:a="http://schemas.openxmlformats.org/drawingml/2006/main" noChangeAspect="1"/>
+            </wp:cNvGraphicFramePr>
+            <a:graphic xmlns:a="http://schemas.openxmlformats.org/drawingml/2006/main">
+              <a:graphicData uri="http://schemas.openxmlformats.org/drawingml/2006/picture">
+                <pic:pic xmlns:pic="http://schemas.openxmlformats.org/drawingml/2006/picture">
+                  <pic:nvPicPr>
+                    <pic:cNvPr id="28" name="图片 1"/>
+                    <pic:cNvPicPr>
+                      <a:picLocks noChangeAspect="1"/>
+                    </pic:cNvPicPr>
+                  </pic:nvPicPr>
+                  <pic:blipFill>
+                    <a:blip r:embed="rId40"/>
+                    <a:stretch>
+                      <a:fillRect/>
+                    </a:stretch>
+                  </pic:blipFill>
+                  <pic:spPr>
+                    <a:xfrm>
+                      <a:off x="0" y="0"/>
+                      <a:ext cx="3448685" cy="1800225"/>
+                    </a:xfrm>
+                    <a:prstGeom prst="rect">
+                      <a:avLst/>
+                    </a:prstGeom>
+                    <a:noFill/>
+                    <a:ln>
+                      <a:noFill/>
+                    </a:ln>
+                  </pic:spPr>
+                </pic:pic>
+              </a:graphicData>
+            </a:graphic>
+          </wp:inline>
+        </w:drawing>
+      </w:r>
+    </w:p>
+    <w:p>
+      <w:pPr>
+        <w:numPr>
+          <w:ilvl w:val="0"/>
+          <w:numId w:val="3"/>
+        </w:numPr>
+        <w:spacing w:beforeLines="0" w:afterLines="0"/>
+        <w:ind w:firstLine="420" w:firstLineChars="0"/>
+        <w:jc w:val="left"/>
+        <w:rPr>
+          <w:rFonts w:hint="default" w:ascii="宋体" w:hAnsi="宋体" w:eastAsia="宋体" w:cs="宋体"/>
+          <w:sz w:val="24"/>
+          <w:szCs w:val="24"/>
+          <w:lang w:val="en-US" w:eastAsia="zh-CN"/>
+        </w:rPr>
+      </w:pPr>
+      <w:r>
+        <w:rPr>
+          <w:rFonts w:hint="eastAsia" w:ascii="宋体" w:hAnsi="宋体" w:eastAsia="宋体" w:cs="宋体"/>
+          <w:sz w:val="24"/>
+          <w:szCs w:val="24"/>
+          <w:lang w:val="en-US" w:eastAsia="zh-CN"/>
+        </w:rPr>
+        <w:t>设置两个分区域滤波参数，边缘区域（sigma_edge）标准差要小，</w:t>
+      </w:r>
+      <w:r>
+        <w:rPr>
+          <w:rFonts w:ascii="宋体" w:hAnsi="宋体" w:eastAsia="宋体" w:cs="宋体"/>
+          <w:sz w:val="24"/>
+          <w:szCs w:val="24"/>
+        </w:rPr>
+        <w:t>台阶</w:t>
+      </w:r>
+      <w:r>
+        <w:rPr>
+          <w:rFonts w:hint="eastAsia" w:ascii="宋体" w:hAnsi="宋体" w:eastAsia="宋体" w:cs="宋体"/>
+          <w:sz w:val="24"/>
+          <w:szCs w:val="24"/>
+          <w:lang w:val="en-US" w:eastAsia="zh-CN"/>
+        </w:rPr>
+        <w:t>信息要</w:t>
+      </w:r>
+      <w:r>
+        <w:rPr>
+          <w:rFonts w:ascii="宋体" w:hAnsi="宋体" w:eastAsia="宋体" w:cs="宋体"/>
+          <w:sz w:val="24"/>
+          <w:szCs w:val="24"/>
+        </w:rPr>
+        <w:t>保真</w:t>
+      </w:r>
+      <w:r>
+        <w:rPr>
+          <w:rFonts w:hint="eastAsia" w:ascii="宋体" w:hAnsi="宋体" w:eastAsia="宋体" w:cs="宋体"/>
+          <w:sz w:val="24"/>
+          <w:szCs w:val="24"/>
           <w:lang w:eastAsia="zh-CN"/>
         </w:rPr>
-      </w:pPr>
-      <w:r>
-        <w:rPr>
-          <w:rFonts w:hint="eastAsia" w:ascii="黑体" w:hAnsi="黑体" w:eastAsia="黑体" w:cs="黑体"/>
-          <w:sz w:val="28"/>
-          <w:szCs w:val="28"/>
-          <w:lang w:val="en-US" w:eastAsia="zh-CN"/>
-        </w:rPr>
-        <w:t>3.包裹相位去噪</w:t>
-      </w:r>
-      <w:r>
-        <w:rPr>
-          <w:rFonts w:hint="eastAsia" w:ascii="黑体" w:hAnsi="黑体" w:eastAsia="黑体" w:cs="黑体"/>
-          <w:sz w:val="28"/>
-          <w:szCs w:val="28"/>
-        </w:rPr>
-        <w:t>处理</w:t>
-      </w:r>
-    </w:p>
-    <w:p>
-      <w:pPr>
-        <w:numPr>
-          <w:ilvl w:val="0"/>
-          <w:numId w:val="0"/>
+        <w:t>；</w:t>
+      </w:r>
+      <w:r>
+        <w:rPr>
+          <w:rFonts w:hint="eastAsia" w:ascii="宋体" w:hAnsi="宋体" w:eastAsia="宋体" w:cs="宋体"/>
+          <w:sz w:val="24"/>
+          <w:szCs w:val="24"/>
+          <w:lang w:val="en-US" w:eastAsia="zh-CN"/>
+        </w:rPr>
+        <w:t>平滑区域（sigma_smooth）较大，对背景去噪；对完整相位分别滤波。</w:t>
+      </w:r>
+    </w:p>
+    <w:p>
+      <w:pPr>
+        <w:numPr>
+          <w:ilvl w:val="0"/>
+          <w:numId w:val="3"/>
         </w:numPr>
         <w:spacing w:beforeLines="0" w:afterLines="0"/>
         <w:ind w:firstLine="420" w:firstLineChars="0"/>
         <w:jc w:val="left"/>
         <w:rPr>
-          <w:rFonts w:hint="default" w:ascii="黑体" w:hAnsi="黑体" w:eastAsia="宋体" w:cs="黑体"/>
-          <w:sz w:val="28"/>
-          <w:szCs w:val="28"/>
-          <w:lang w:val="en-US" w:eastAsia="zh-CN"/>
-        </w:rPr>
-      </w:pPr>
-      <w:r>
-        <w:rPr>
-          <w:rFonts w:ascii="宋体" w:hAnsi="宋体" w:eastAsia="宋体" w:cs="宋体"/>
-          <w:sz w:val="24"/>
-          <w:szCs w:val="24"/>
-        </w:rPr>
-        <w:t>在解包裹前对</w:t>
-      </w:r>
-      <w:r>
-        <w:rPr>
-          <w:rFonts w:ascii="宋体" w:hAnsi="宋体" w:eastAsia="宋体" w:cs="宋体"/>
-          <w:sz w:val="24"/>
-          <w:szCs w:val="24"/>
-          <w:highlight w:val="yellow"/>
-        </w:rPr>
-        <w:t>包裹相位</w:t>
-      </w:r>
-      <w:r>
-        <w:rPr>
-          <w:rFonts w:ascii="宋体" w:hAnsi="宋体" w:eastAsia="宋体" w:cs="宋体"/>
-          <w:sz w:val="24"/>
-          <w:szCs w:val="24"/>
-        </w:rPr>
-        <w:t>做连续型滤波</w:t>
-      </w:r>
-      <w:r>
-        <w:rPr>
-          <w:rFonts w:hint="eastAsia" w:ascii="宋体" w:hAnsi="宋体" w:eastAsia="宋体" w:cs="宋体"/>
-          <w:sz w:val="24"/>
-          <w:szCs w:val="24"/>
-          <w:lang w:val="en-US" w:eastAsia="zh-CN"/>
-        </w:rPr>
-        <w:t>去噪----中值滤波、TV正则化、</w:t>
-      </w:r>
-      <w:r>
-        <w:rPr>
-          <w:rFonts w:ascii="宋体" w:hAnsi="宋体" w:eastAsia="宋体" w:cs="宋体"/>
-          <w:sz w:val="24"/>
-          <w:szCs w:val="24"/>
-        </w:rPr>
-        <w:t>BM3D</w:t>
-      </w:r>
-      <w:r>
-        <w:rPr>
-          <w:rFonts w:hint="eastAsia" w:ascii="宋体" w:hAnsi="宋体" w:eastAsia="宋体" w:cs="宋体"/>
-          <w:sz w:val="24"/>
-          <w:szCs w:val="24"/>
-          <w:lang w:val="en-US" w:eastAsia="zh-CN"/>
-        </w:rPr>
-        <w:t>和</w:t>
-      </w:r>
-      <w:r>
-        <w:rPr>
-          <w:rFonts w:ascii="宋体" w:hAnsi="宋体" w:eastAsia="宋体" w:cs="宋体"/>
-          <w:sz w:val="24"/>
-          <w:szCs w:val="24"/>
-        </w:rPr>
-        <w:t>PNLM等非局部算法</w:t>
-      </w:r>
-    </w:p>
-    <w:p>
-      <w:pPr>
-        <w:numPr>
-          <w:ilvl w:val="0"/>
-          <w:numId w:val="0"/>
-        </w:numPr>
-        <w:spacing w:beforeLines="0" w:afterLines="0"/>
-        <w:jc w:val="left"/>
-        <w:rPr>
           <w:rFonts w:hint="default" w:ascii="宋体" w:hAnsi="宋体" w:eastAsia="宋体" w:cs="宋体"/>
           <w:sz w:val="24"/>
           <w:szCs w:val="24"/>
           <w:lang w:val="en-US" w:eastAsia="zh-CN"/>
         </w:rPr>
       </w:pPr>
+      <w:r>
+        <w:rPr>
+          <w:rFonts w:hint="eastAsia" w:ascii="宋体" w:hAnsi="宋体" w:eastAsia="宋体" w:cs="宋体"/>
+          <w:sz w:val="24"/>
+          <w:szCs w:val="24"/>
+          <w:lang w:val="en-US" w:eastAsia="zh-CN"/>
+        </w:rPr>
+        <w:t>合并两个相位分区。</w:t>
+      </w:r>
+      <w:bookmarkStart w:id="0" w:name="_GoBack"/>
+      <w:bookmarkEnd w:id="0"/>
     </w:p>
     <w:p>
       <w:pPr>
@@ -3962,6 +5474,18 @@
 <file path=word/numbering.xml><?xml version="1.0" encoding="utf-8"?>
 <w:numbering xmlns:wpc="http://schemas.microsoft.com/office/word/2010/wordprocessingCanvas" xmlns:mc="http://schemas.openxmlformats.org/markup-compatibility/2006" xmlns:o="urn:schemas-microsoft-com:office:office" xmlns:r="http://schemas.openxmlformats.org/officeDocument/2006/relationships" xmlns:m="http://schemas.openxmlformats.org/officeDocument/2006/math" xmlns:v="urn:schemas-microsoft-com:vml" xmlns:wp14="http://schemas.microsoft.com/office/word/2010/wordprocessingDrawing" xmlns:wp="http://schemas.openxmlformats.org/drawingml/2006/wordprocessingDrawing" xmlns:w10="urn:schemas-microsoft-com:office:word" xmlns:w="http://schemas.openxmlformats.org/wordprocessingml/2006/main" xmlns:w14="http://schemas.microsoft.com/office/word/2010/wordml" xmlns:wpg="http://schemas.microsoft.com/office/word/2010/wordprocessingGroup" xmlns:wpi="http://schemas.microsoft.com/office/word/2010/wordprocessingInk" xmlns:wne="http://schemas.microsoft.com/office/word/2006/wordml" xmlns:wps="http://schemas.microsoft.com/office/word/2010/wordprocessingShape" xmlns:wpsCustomData="http://www.wps.cn/officeDocument/2013/wpsCustomData" mc:Ignorable="w14 wp14">
   <w:abstractNum w:abstractNumId="0">
+    <w:nsid w:val="9B69DD79"/>
+    <w:multiLevelType w:val="singleLevel"/>
+    <w:tmpl w:val="9B69DD79"/>
+    <w:lvl w:ilvl="0" w:tentative="0">
+      <w:start w:val="1"/>
+      <w:numFmt w:val="decimal"/>
+      <w:suff w:val="nothing"/>
+      <w:lvlText w:val="（%1）"/>
+      <w:lvlJc w:val="left"/>
+    </w:lvl>
+  </w:abstractNum>
+  <w:abstractNum w:abstractNumId="1">
     <w:nsid w:val="1B0F8A2C"/>
     <w:multiLevelType w:val="singleLevel"/>
     <w:tmpl w:val="1B0F8A2C"/>
@@ -3977,7 +5501,7 @@
       </w:pPr>
     </w:lvl>
   </w:abstractNum>
-  <w:abstractNum w:abstractNumId="1">
+  <w:abstractNum w:abstractNumId="2">
     <w:nsid w:val="650C8437"/>
     <w:multiLevelType w:val="singleLevel"/>
     <w:tmpl w:val="650C8437"/>
@@ -3993,9 +5517,12 @@
     </w:lvl>
   </w:abstractNum>
   <w:num w:numId="1">
+    <w:abstractNumId w:val="2"/>
+  </w:num>
+  <w:num w:numId="2">
     <w:abstractNumId w:val="1"/>
   </w:num>
-  <w:num w:numId="2">
+  <w:num w:numId="3">
     <w:abstractNumId w:val="0"/>
   </w:num>
 </w:numbering>
